--- a/AI辅助C语言实践课程题目设计.docx
+++ b/AI辅助C语言实践课程题目设计.docx
@@ -79,12 +79,6 @@
             <w:insideH w:val="single" w:color="auto" w:sz="4" w:space="0"/>
             <w:insideV w:val="single" w:color="auto" w:sz="4" w:space="0"/>
           </w:tblBorders>
-          <w:tblCellMar>
-            <w:top w:w="0" w:type="dxa"/>
-            <w:left w:w="10" w:type="dxa"/>
-            <w:bottom w:w="0" w:type="dxa"/>
-            <w:right w:w="10" w:type="dxa"/>
-          </w:tblCellMar>
         </w:tblPrEx>
         <w:tc>
           <w:tcPr>
@@ -476,12 +470,6 @@
             <w:insideH w:val="single" w:color="auto" w:sz="4" w:space="0"/>
             <w:insideV w:val="single" w:color="auto" w:sz="4" w:space="0"/>
           </w:tblBorders>
-          <w:tblCellMar>
-            <w:top w:w="0" w:type="dxa"/>
-            <w:left w:w="10" w:type="dxa"/>
-            <w:bottom w:w="0" w:type="dxa"/>
-            <w:right w:w="10" w:type="dxa"/>
-          </w:tblCellMar>
         </w:tblPrEx>
         <w:tc>
           <w:tcPr>
@@ -2162,782 +2150,7 @@
           <w:rFonts w:hint="eastAsia" w:ascii="仿宋_GB2312" w:hAnsi="仿宋_GB2312" w:eastAsia="仿宋_GB2312" w:cs="仿宋_GB2312"/>
         </w:rPr>
       </w:pPr>
-      <w:bookmarkStart w:id="0" w:name="_GoBack"/>
-      <w:bookmarkEnd w:id="0"/>
     </w:p>
-    <w:p>
-      <w:pPr>
-        <w:pStyle w:val="3"/>
-        <w:spacing w:before="240" w:after="80"/>
-        <w:rPr>
-          <w:rFonts w:hint="eastAsia" w:ascii="仿宋_GB2312" w:hAnsi="仿宋_GB2312" w:eastAsia="仿宋_GB2312" w:cs="仿宋_GB2312"/>
-        </w:rPr>
-      </w:pPr>
-      <w:r>
-        <w:rPr>
-          <w:rFonts w:hint="eastAsia" w:ascii="仿宋_GB2312" w:hAnsi="仿宋_GB2312" w:eastAsia="仿宋_GB2312" w:cs="仿宋_GB2312"/>
-          <w:b/>
-          <w:bCs/>
-          <w:color w:val="2E75B6"/>
-          <w:sz w:val="26"/>
-          <w:szCs w:val="26"/>
-        </w:rPr>
-        <w:t>两周时间安排建议</w:t>
-      </w:r>
-    </w:p>
-    <w:tbl>
-      <w:tblPr>
-        <w:tblStyle w:val="11"/>
-        <w:tblW w:w="9360" w:type="dxa"/>
-        <w:tblInd w:w="0" w:type="dxa"/>
-        <w:tblBorders>
-          <w:top w:val="single" w:color="auto" w:sz="4" w:space="0"/>
-          <w:left w:val="single" w:color="auto" w:sz="4" w:space="0"/>
-          <w:bottom w:val="single" w:color="auto" w:sz="4" w:space="0"/>
-          <w:right w:val="single" w:color="auto" w:sz="4" w:space="0"/>
-          <w:insideH w:val="single" w:color="auto" w:sz="4" w:space="0"/>
-          <w:insideV w:val="single" w:color="auto" w:sz="4" w:space="0"/>
-        </w:tblBorders>
-        <w:tblLayout w:type="autofit"/>
-        <w:tblCellMar>
-          <w:top w:w="0" w:type="dxa"/>
-          <w:left w:w="10" w:type="dxa"/>
-          <w:bottom w:w="0" w:type="dxa"/>
-          <w:right w:w="10" w:type="dxa"/>
-        </w:tblCellMar>
-      </w:tblPr>
-      <w:tblGrid>
-        <w:gridCol w:w="2397"/>
-        <w:gridCol w:w="2477"/>
-        <w:gridCol w:w="4486"/>
-      </w:tblGrid>
-      <w:tr>
-        <w:tblPrEx>
-          <w:tblBorders>
-            <w:top w:val="single" w:color="auto" w:sz="4" w:space="0"/>
-            <w:left w:val="single" w:color="auto" w:sz="4" w:space="0"/>
-            <w:bottom w:val="single" w:color="auto" w:sz="4" w:space="0"/>
-            <w:right w:val="single" w:color="auto" w:sz="4" w:space="0"/>
-            <w:insideH w:val="single" w:color="auto" w:sz="4" w:space="0"/>
-            <w:insideV w:val="single" w:color="auto" w:sz="4" w:space="0"/>
-          </w:tblBorders>
-          <w:tblCellMar>
-            <w:top w:w="0" w:type="dxa"/>
-            <w:left w:w="10" w:type="dxa"/>
-            <w:bottom w:w="0" w:type="dxa"/>
-            <w:right w:w="10" w:type="dxa"/>
-          </w:tblCellMar>
-        </w:tblPrEx>
-        <w:tc>
-          <w:tcPr>
-            <w:tcW w:w="3120" w:type="dxa"/>
-            <w:tcBorders>
-              <w:top w:val="single" w:color="BBBBBB" w:sz="0" w:space="0"/>
-              <w:left w:val="single" w:color="BBBBBB" w:sz="0" w:space="0"/>
-              <w:bottom w:val="single" w:color="BBBBBB" w:sz="0" w:space="0"/>
-              <w:right w:val="single" w:color="BBBBBB" w:sz="0" w:space="0"/>
-            </w:tcBorders>
-            <w:shd w:val="clear" w:color="auto" w:fill="2E75B6"/>
-            <w:tcMar>
-              <w:top w:w="80" w:type="dxa"/>
-              <w:left w:w="120" w:type="dxa"/>
-              <w:bottom w:w="80" w:type="dxa"/>
-              <w:right w:w="120" w:type="dxa"/>
-            </w:tcMar>
-          </w:tcPr>
-          <w:p>
-            <w:pPr>
-              <w:rPr>
-                <w:rFonts w:hint="eastAsia" w:ascii="仿宋_GB2312" w:hAnsi="仿宋_GB2312" w:eastAsia="仿宋_GB2312" w:cs="仿宋_GB2312"/>
-              </w:rPr>
-            </w:pPr>
-            <w:r>
-              <w:rPr>
-                <w:rFonts w:hint="eastAsia" w:ascii="仿宋_GB2312" w:hAnsi="仿宋_GB2312" w:eastAsia="仿宋_GB2312" w:cs="仿宋_GB2312"/>
-                <w:b/>
-                <w:bCs/>
-                <w:color w:val="FFFFFF"/>
-                <w:sz w:val="20"/>
-                <w:szCs w:val="20"/>
-              </w:rPr>
-              <w:t>阶段</w:t>
-            </w:r>
-          </w:p>
-        </w:tc>
-        <w:tc>
-          <w:tcPr>
-            <w:tcW w:w="3120" w:type="dxa"/>
-            <w:tcBorders>
-              <w:top w:val="single" w:color="BBBBBB" w:sz="0" w:space="0"/>
-              <w:left w:val="single" w:color="BBBBBB" w:sz="0" w:space="0"/>
-              <w:bottom w:val="single" w:color="BBBBBB" w:sz="0" w:space="0"/>
-              <w:right w:val="single" w:color="BBBBBB" w:sz="0" w:space="0"/>
-            </w:tcBorders>
-            <w:shd w:val="clear" w:color="auto" w:fill="2E75B6"/>
-            <w:tcMar>
-              <w:top w:w="80" w:type="dxa"/>
-              <w:left w:w="120" w:type="dxa"/>
-              <w:bottom w:w="80" w:type="dxa"/>
-              <w:right w:w="120" w:type="dxa"/>
-            </w:tcMar>
-          </w:tcPr>
-          <w:p>
-            <w:pPr>
-              <w:rPr>
-                <w:rFonts w:hint="eastAsia" w:ascii="仿宋_GB2312" w:hAnsi="仿宋_GB2312" w:eastAsia="仿宋_GB2312" w:cs="仿宋_GB2312"/>
-              </w:rPr>
-            </w:pPr>
-            <w:r>
-              <w:rPr>
-                <w:rFonts w:hint="eastAsia" w:ascii="仿宋_GB2312" w:hAnsi="仿宋_GB2312" w:eastAsia="仿宋_GB2312" w:cs="仿宋_GB2312"/>
-                <w:b/>
-                <w:bCs/>
-                <w:color w:val="FFFFFF"/>
-                <w:sz w:val="20"/>
-                <w:szCs w:val="20"/>
-              </w:rPr>
-              <w:t>时间</w:t>
-            </w:r>
-          </w:p>
-        </w:tc>
-        <w:tc>
-          <w:tcPr>
-            <w:tcW w:w="3120" w:type="dxa"/>
-            <w:tcBorders>
-              <w:top w:val="single" w:color="BBBBBB" w:sz="0" w:space="0"/>
-              <w:left w:val="single" w:color="BBBBBB" w:sz="0" w:space="0"/>
-              <w:bottom w:val="single" w:color="BBBBBB" w:sz="0" w:space="0"/>
-              <w:right w:val="single" w:color="BBBBBB" w:sz="0" w:space="0"/>
-            </w:tcBorders>
-            <w:shd w:val="clear" w:color="auto" w:fill="2E75B6"/>
-            <w:tcMar>
-              <w:top w:w="80" w:type="dxa"/>
-              <w:left w:w="120" w:type="dxa"/>
-              <w:bottom w:w="80" w:type="dxa"/>
-              <w:right w:w="120" w:type="dxa"/>
-            </w:tcMar>
-          </w:tcPr>
-          <w:p>
-            <w:pPr>
-              <w:rPr>
-                <w:rFonts w:hint="eastAsia" w:ascii="仿宋_GB2312" w:hAnsi="仿宋_GB2312" w:eastAsia="仿宋_GB2312" w:cs="仿宋_GB2312"/>
-              </w:rPr>
-            </w:pPr>
-            <w:r>
-              <w:rPr>
-                <w:rFonts w:hint="eastAsia" w:ascii="仿宋_GB2312" w:hAnsi="仿宋_GB2312" w:eastAsia="仿宋_GB2312" w:cs="仿宋_GB2312"/>
-                <w:b/>
-                <w:bCs/>
-                <w:color w:val="FFFFFF"/>
-                <w:sz w:val="20"/>
-                <w:szCs w:val="20"/>
-              </w:rPr>
-              <w:t>主要任务</w:t>
-            </w:r>
-          </w:p>
-        </w:tc>
-      </w:tr>
-      <w:tr>
-        <w:tblPrEx>
-          <w:tblBorders>
-            <w:top w:val="single" w:color="auto" w:sz="4" w:space="0"/>
-            <w:left w:val="single" w:color="auto" w:sz="4" w:space="0"/>
-            <w:bottom w:val="single" w:color="auto" w:sz="4" w:space="0"/>
-            <w:right w:val="single" w:color="auto" w:sz="4" w:space="0"/>
-            <w:insideH w:val="single" w:color="auto" w:sz="4" w:space="0"/>
-            <w:insideV w:val="single" w:color="auto" w:sz="4" w:space="0"/>
-          </w:tblBorders>
-          <w:tblCellMar>
-            <w:top w:w="0" w:type="dxa"/>
-            <w:left w:w="10" w:type="dxa"/>
-            <w:bottom w:w="0" w:type="dxa"/>
-            <w:right w:w="10" w:type="dxa"/>
-          </w:tblCellMar>
-        </w:tblPrEx>
-        <w:tc>
-          <w:tcPr>
-            <w:tcW w:w="1200" w:type="dxa"/>
-            <w:tcBorders>
-              <w:top w:val="single" w:color="BBBBBB" w:sz="0" w:space="0"/>
-              <w:left w:val="single" w:color="BBBBBB" w:sz="0" w:space="0"/>
-              <w:bottom w:val="single" w:color="BBBBBB" w:sz="0" w:space="0"/>
-              <w:right w:val="single" w:color="BBBBBB" w:sz="0" w:space="0"/>
-            </w:tcBorders>
-            <w:shd w:val="clear" w:color="auto" w:fill="D6E4F0"/>
-            <w:tcMar>
-              <w:top w:w="80" w:type="dxa"/>
-              <w:left w:w="120" w:type="dxa"/>
-              <w:bottom w:w="80" w:type="dxa"/>
-              <w:right w:w="120" w:type="dxa"/>
-            </w:tcMar>
-          </w:tcPr>
-          <w:p>
-            <w:pPr>
-              <w:rPr>
-                <w:rFonts w:hint="eastAsia" w:ascii="仿宋_GB2312" w:hAnsi="仿宋_GB2312" w:eastAsia="仿宋_GB2312" w:cs="仿宋_GB2312"/>
-              </w:rPr>
-            </w:pPr>
-            <w:r>
-              <w:rPr>
-                <w:rFonts w:hint="eastAsia" w:ascii="仿宋_GB2312" w:hAnsi="仿宋_GB2312" w:eastAsia="仿宋_GB2312" w:cs="仿宋_GB2312"/>
-                <w:b/>
-                <w:bCs/>
-                <w:color w:val="1F4E79"/>
-                <w:sz w:val="20"/>
-                <w:szCs w:val="20"/>
-              </w:rPr>
-              <w:t>需求分析</w:t>
-            </w:r>
-          </w:p>
-        </w:tc>
-        <w:tc>
-          <w:tcPr>
-            <w:tcW w:w="2400" w:type="dxa"/>
-            <w:tcBorders>
-              <w:top w:val="single" w:color="BBBBBB" w:sz="0" w:space="0"/>
-              <w:left w:val="single" w:color="BBBBBB" w:sz="0" w:space="0"/>
-              <w:bottom w:val="single" w:color="BBBBBB" w:sz="0" w:space="0"/>
-              <w:right w:val="single" w:color="BBBBBB" w:sz="0" w:space="0"/>
-            </w:tcBorders>
-            <w:shd w:val="clear" w:color="auto" w:fill="D6E4F0"/>
-            <w:tcMar>
-              <w:top w:w="80" w:type="dxa"/>
-              <w:left w:w="120" w:type="dxa"/>
-              <w:bottom w:w="80" w:type="dxa"/>
-              <w:right w:w="120" w:type="dxa"/>
-            </w:tcMar>
-          </w:tcPr>
-          <w:p>
-            <w:pPr>
-              <w:rPr>
-                <w:rFonts w:hint="eastAsia" w:ascii="仿宋_GB2312" w:hAnsi="仿宋_GB2312" w:eastAsia="仿宋_GB2312" w:cs="仿宋_GB2312"/>
-              </w:rPr>
-            </w:pPr>
-            <w:r>
-              <w:rPr>
-                <w:rFonts w:hint="eastAsia" w:ascii="仿宋_GB2312" w:hAnsi="仿宋_GB2312" w:eastAsia="仿宋_GB2312" w:cs="仿宋_GB2312"/>
-                <w:sz w:val="20"/>
-                <w:szCs w:val="20"/>
-              </w:rPr>
-              <w:t>第 1~2 天</w:t>
-            </w:r>
-          </w:p>
-        </w:tc>
-        <w:tc>
-          <w:tcPr>
-            <w:tcW w:w="5760" w:type="dxa"/>
-            <w:tcBorders>
-              <w:top w:val="single" w:color="BBBBBB" w:sz="0" w:space="0"/>
-              <w:left w:val="single" w:color="BBBBBB" w:sz="0" w:space="0"/>
-              <w:bottom w:val="single" w:color="BBBBBB" w:sz="0" w:space="0"/>
-              <w:right w:val="single" w:color="BBBBBB" w:sz="0" w:space="0"/>
-            </w:tcBorders>
-            <w:shd w:val="clear" w:color="auto" w:fill="D6E4F0"/>
-            <w:tcMar>
-              <w:top w:w="80" w:type="dxa"/>
-              <w:left w:w="120" w:type="dxa"/>
-              <w:bottom w:w="80" w:type="dxa"/>
-              <w:right w:w="120" w:type="dxa"/>
-            </w:tcMar>
-          </w:tcPr>
-          <w:p>
-            <w:pPr>
-              <w:rPr>
-                <w:rFonts w:hint="eastAsia" w:ascii="仿宋_GB2312" w:hAnsi="仿宋_GB2312" w:eastAsia="仿宋_GB2312" w:cs="仿宋_GB2312"/>
-              </w:rPr>
-            </w:pPr>
-            <w:r>
-              <w:rPr>
-                <w:rFonts w:hint="eastAsia" w:ascii="仿宋_GB2312" w:hAnsi="仿宋_GB2312" w:eastAsia="仿宋_GB2312" w:cs="仿宋_GB2312"/>
-                <w:sz w:val="20"/>
-                <w:szCs w:val="20"/>
-              </w:rPr>
-              <w:t>理解题目、查阅资料、完成系统设计文档、搭建开发环境</w:t>
-            </w:r>
-          </w:p>
-        </w:tc>
-      </w:tr>
-      <w:tr>
-        <w:tblPrEx>
-          <w:tblBorders>
-            <w:top w:val="single" w:color="auto" w:sz="4" w:space="0"/>
-            <w:left w:val="single" w:color="auto" w:sz="4" w:space="0"/>
-            <w:bottom w:val="single" w:color="auto" w:sz="4" w:space="0"/>
-            <w:right w:val="single" w:color="auto" w:sz="4" w:space="0"/>
-            <w:insideH w:val="single" w:color="auto" w:sz="4" w:space="0"/>
-            <w:insideV w:val="single" w:color="auto" w:sz="4" w:space="0"/>
-          </w:tblBorders>
-          <w:tblCellMar>
-            <w:top w:w="0" w:type="dxa"/>
-            <w:left w:w="10" w:type="dxa"/>
-            <w:bottom w:w="0" w:type="dxa"/>
-            <w:right w:w="10" w:type="dxa"/>
-          </w:tblCellMar>
-        </w:tblPrEx>
-        <w:tc>
-          <w:tcPr>
-            <w:tcW w:w="1200" w:type="dxa"/>
-            <w:tcBorders>
-              <w:top w:val="single" w:color="BBBBBB" w:sz="0" w:space="0"/>
-              <w:left w:val="single" w:color="BBBBBB" w:sz="0" w:space="0"/>
-              <w:bottom w:val="single" w:color="BBBBBB" w:sz="0" w:space="0"/>
-              <w:right w:val="single" w:color="BBBBBB" w:sz="0" w:space="0"/>
-            </w:tcBorders>
-            <w:shd w:val="clear" w:color="auto" w:fill="FFFFFF"/>
-            <w:tcMar>
-              <w:top w:w="80" w:type="dxa"/>
-              <w:left w:w="120" w:type="dxa"/>
-              <w:bottom w:w="80" w:type="dxa"/>
-              <w:right w:w="120" w:type="dxa"/>
-            </w:tcMar>
-          </w:tcPr>
-          <w:p>
-            <w:pPr>
-              <w:rPr>
-                <w:rFonts w:hint="eastAsia" w:ascii="仿宋_GB2312" w:hAnsi="仿宋_GB2312" w:eastAsia="仿宋_GB2312" w:cs="仿宋_GB2312"/>
-              </w:rPr>
-            </w:pPr>
-            <w:r>
-              <w:rPr>
-                <w:rFonts w:hint="eastAsia" w:ascii="仿宋_GB2312" w:hAnsi="仿宋_GB2312" w:eastAsia="仿宋_GB2312" w:cs="仿宋_GB2312"/>
-                <w:b/>
-                <w:bCs/>
-                <w:color w:val="1F4E79"/>
-                <w:sz w:val="20"/>
-                <w:szCs w:val="20"/>
-              </w:rPr>
-              <w:t>核心开发</w:t>
-            </w:r>
-          </w:p>
-        </w:tc>
-        <w:tc>
-          <w:tcPr>
-            <w:tcW w:w="2400" w:type="dxa"/>
-            <w:tcBorders>
-              <w:top w:val="single" w:color="BBBBBB" w:sz="0" w:space="0"/>
-              <w:left w:val="single" w:color="BBBBBB" w:sz="0" w:space="0"/>
-              <w:bottom w:val="single" w:color="BBBBBB" w:sz="0" w:space="0"/>
-              <w:right w:val="single" w:color="BBBBBB" w:sz="0" w:space="0"/>
-            </w:tcBorders>
-            <w:shd w:val="clear" w:color="auto" w:fill="FFFFFF"/>
-            <w:tcMar>
-              <w:top w:w="80" w:type="dxa"/>
-              <w:left w:w="120" w:type="dxa"/>
-              <w:bottom w:w="80" w:type="dxa"/>
-              <w:right w:w="120" w:type="dxa"/>
-            </w:tcMar>
-          </w:tcPr>
-          <w:p>
-            <w:pPr>
-              <w:rPr>
-                <w:rFonts w:hint="eastAsia" w:ascii="仿宋_GB2312" w:hAnsi="仿宋_GB2312" w:eastAsia="仿宋_GB2312" w:cs="仿宋_GB2312"/>
-              </w:rPr>
-            </w:pPr>
-            <w:r>
-              <w:rPr>
-                <w:rFonts w:hint="eastAsia" w:ascii="仿宋_GB2312" w:hAnsi="仿宋_GB2312" w:eastAsia="仿宋_GB2312" w:cs="仿宋_GB2312"/>
-                <w:sz w:val="20"/>
-                <w:szCs w:val="20"/>
-              </w:rPr>
-              <w:t>第 3~8 天</w:t>
-            </w:r>
-          </w:p>
-        </w:tc>
-        <w:tc>
-          <w:tcPr>
-            <w:tcW w:w="5760" w:type="dxa"/>
-            <w:tcBorders>
-              <w:top w:val="single" w:color="BBBBBB" w:sz="0" w:space="0"/>
-              <w:left w:val="single" w:color="BBBBBB" w:sz="0" w:space="0"/>
-              <w:bottom w:val="single" w:color="BBBBBB" w:sz="0" w:space="0"/>
-              <w:right w:val="single" w:color="BBBBBB" w:sz="0" w:space="0"/>
-            </w:tcBorders>
-            <w:shd w:val="clear" w:color="auto" w:fill="FFFFFF"/>
-            <w:tcMar>
-              <w:top w:w="80" w:type="dxa"/>
-              <w:left w:w="120" w:type="dxa"/>
-              <w:bottom w:w="80" w:type="dxa"/>
-              <w:right w:w="120" w:type="dxa"/>
-            </w:tcMar>
-          </w:tcPr>
-          <w:p>
-            <w:pPr>
-              <w:rPr>
-                <w:rFonts w:hint="eastAsia" w:ascii="仿宋_GB2312" w:hAnsi="仿宋_GB2312" w:eastAsia="仿宋_GB2312" w:cs="仿宋_GB2312"/>
-              </w:rPr>
-            </w:pPr>
-            <w:r>
-              <w:rPr>
-                <w:rFonts w:hint="eastAsia" w:ascii="仿宋_GB2312" w:hAnsi="仿宋_GB2312" w:eastAsia="仿宋_GB2312" w:cs="仿宋_GB2312"/>
-                <w:sz w:val="20"/>
-                <w:szCs w:val="20"/>
-              </w:rPr>
-              <w:t>实现基础要求的全部功能模块，每天进行单元测试，利用 AI 辅助调试</w:t>
-            </w:r>
-          </w:p>
-        </w:tc>
-      </w:tr>
-      <w:tr>
-        <w:tblPrEx>
-          <w:tblBorders>
-            <w:top w:val="single" w:color="auto" w:sz="4" w:space="0"/>
-            <w:left w:val="single" w:color="auto" w:sz="4" w:space="0"/>
-            <w:bottom w:val="single" w:color="auto" w:sz="4" w:space="0"/>
-            <w:right w:val="single" w:color="auto" w:sz="4" w:space="0"/>
-            <w:insideH w:val="single" w:color="auto" w:sz="4" w:space="0"/>
-            <w:insideV w:val="single" w:color="auto" w:sz="4" w:space="0"/>
-          </w:tblBorders>
-          <w:tblCellMar>
-            <w:top w:w="0" w:type="dxa"/>
-            <w:left w:w="10" w:type="dxa"/>
-            <w:bottom w:w="0" w:type="dxa"/>
-            <w:right w:w="10" w:type="dxa"/>
-          </w:tblCellMar>
-        </w:tblPrEx>
-        <w:tc>
-          <w:tcPr>
-            <w:tcW w:w="1200" w:type="dxa"/>
-            <w:tcBorders>
-              <w:top w:val="single" w:color="BBBBBB" w:sz="0" w:space="0"/>
-              <w:left w:val="single" w:color="BBBBBB" w:sz="0" w:space="0"/>
-              <w:bottom w:val="single" w:color="BBBBBB" w:sz="0" w:space="0"/>
-              <w:right w:val="single" w:color="BBBBBB" w:sz="0" w:space="0"/>
-            </w:tcBorders>
-            <w:shd w:val="clear" w:color="auto" w:fill="D6E4F0"/>
-            <w:tcMar>
-              <w:top w:w="80" w:type="dxa"/>
-              <w:left w:w="120" w:type="dxa"/>
-              <w:bottom w:w="80" w:type="dxa"/>
-              <w:right w:w="120" w:type="dxa"/>
-            </w:tcMar>
-          </w:tcPr>
-          <w:p>
-            <w:pPr>
-              <w:rPr>
-                <w:rFonts w:hint="eastAsia" w:ascii="仿宋_GB2312" w:hAnsi="仿宋_GB2312" w:eastAsia="仿宋_GB2312" w:cs="仿宋_GB2312"/>
-              </w:rPr>
-            </w:pPr>
-            <w:r>
-              <w:rPr>
-                <w:rFonts w:hint="eastAsia" w:ascii="仿宋_GB2312" w:hAnsi="仿宋_GB2312" w:eastAsia="仿宋_GB2312" w:cs="仿宋_GB2312"/>
-                <w:b/>
-                <w:bCs/>
-                <w:color w:val="1F4E79"/>
-                <w:sz w:val="20"/>
-                <w:szCs w:val="20"/>
-              </w:rPr>
-              <w:t>集成测试</w:t>
-            </w:r>
-          </w:p>
-        </w:tc>
-        <w:tc>
-          <w:tcPr>
-            <w:tcW w:w="2400" w:type="dxa"/>
-            <w:tcBorders>
-              <w:top w:val="single" w:color="BBBBBB" w:sz="0" w:space="0"/>
-              <w:left w:val="single" w:color="BBBBBB" w:sz="0" w:space="0"/>
-              <w:bottom w:val="single" w:color="BBBBBB" w:sz="0" w:space="0"/>
-              <w:right w:val="single" w:color="BBBBBB" w:sz="0" w:space="0"/>
-            </w:tcBorders>
-            <w:shd w:val="clear" w:color="auto" w:fill="D6E4F0"/>
-            <w:tcMar>
-              <w:top w:w="80" w:type="dxa"/>
-              <w:left w:w="120" w:type="dxa"/>
-              <w:bottom w:w="80" w:type="dxa"/>
-              <w:right w:w="120" w:type="dxa"/>
-            </w:tcMar>
-          </w:tcPr>
-          <w:p>
-            <w:pPr>
-              <w:rPr>
-                <w:rFonts w:hint="eastAsia" w:ascii="仿宋_GB2312" w:hAnsi="仿宋_GB2312" w:eastAsia="仿宋_GB2312" w:cs="仿宋_GB2312"/>
-              </w:rPr>
-            </w:pPr>
-            <w:r>
-              <w:rPr>
-                <w:rFonts w:hint="eastAsia" w:ascii="仿宋_GB2312" w:hAnsi="仿宋_GB2312" w:eastAsia="仿宋_GB2312" w:cs="仿宋_GB2312"/>
-                <w:sz w:val="20"/>
-                <w:szCs w:val="20"/>
-              </w:rPr>
-              <w:t>第 9~11 天</w:t>
-            </w:r>
-          </w:p>
-        </w:tc>
-        <w:tc>
-          <w:tcPr>
-            <w:tcW w:w="5760" w:type="dxa"/>
-            <w:tcBorders>
-              <w:top w:val="single" w:color="BBBBBB" w:sz="0" w:space="0"/>
-              <w:left w:val="single" w:color="BBBBBB" w:sz="0" w:space="0"/>
-              <w:bottom w:val="single" w:color="BBBBBB" w:sz="0" w:space="0"/>
-              <w:right w:val="single" w:color="BBBBBB" w:sz="0" w:space="0"/>
-            </w:tcBorders>
-            <w:shd w:val="clear" w:color="auto" w:fill="D6E4F0"/>
-            <w:tcMar>
-              <w:top w:w="80" w:type="dxa"/>
-              <w:left w:w="120" w:type="dxa"/>
-              <w:bottom w:w="80" w:type="dxa"/>
-              <w:right w:w="120" w:type="dxa"/>
-            </w:tcMar>
-          </w:tcPr>
-          <w:p>
-            <w:pPr>
-              <w:rPr>
-                <w:rFonts w:hint="eastAsia" w:ascii="仿宋_GB2312" w:hAnsi="仿宋_GB2312" w:eastAsia="仿宋_GB2312" w:cs="仿宋_GB2312"/>
-              </w:rPr>
-            </w:pPr>
-            <w:r>
-              <w:rPr>
-                <w:rFonts w:hint="eastAsia" w:ascii="仿宋_GB2312" w:hAnsi="仿宋_GB2312" w:eastAsia="仿宋_GB2312" w:cs="仿宋_GB2312"/>
-                <w:sz w:val="20"/>
-                <w:szCs w:val="20"/>
-              </w:rPr>
-              <w:t>模块集成、压力测试、性能分析，完成进阶功能（选做）</w:t>
-            </w:r>
-          </w:p>
-        </w:tc>
-      </w:tr>
-      <w:tr>
-        <w:tblPrEx>
-          <w:tblBorders>
-            <w:top w:val="single" w:color="auto" w:sz="4" w:space="0"/>
-            <w:left w:val="single" w:color="auto" w:sz="4" w:space="0"/>
-            <w:bottom w:val="single" w:color="auto" w:sz="4" w:space="0"/>
-            <w:right w:val="single" w:color="auto" w:sz="4" w:space="0"/>
-            <w:insideH w:val="single" w:color="auto" w:sz="4" w:space="0"/>
-            <w:insideV w:val="single" w:color="auto" w:sz="4" w:space="0"/>
-          </w:tblBorders>
-          <w:tblCellMar>
-            <w:top w:w="0" w:type="dxa"/>
-            <w:left w:w="10" w:type="dxa"/>
-            <w:bottom w:w="0" w:type="dxa"/>
-            <w:right w:w="10" w:type="dxa"/>
-          </w:tblCellMar>
-        </w:tblPrEx>
-        <w:tc>
-          <w:tcPr>
-            <w:tcW w:w="1200" w:type="dxa"/>
-            <w:tcBorders>
-              <w:top w:val="single" w:color="BBBBBB" w:sz="0" w:space="0"/>
-              <w:left w:val="single" w:color="BBBBBB" w:sz="0" w:space="0"/>
-              <w:bottom w:val="single" w:color="BBBBBB" w:sz="0" w:space="0"/>
-              <w:right w:val="single" w:color="BBBBBB" w:sz="0" w:space="0"/>
-            </w:tcBorders>
-            <w:shd w:val="clear" w:color="auto" w:fill="FFFFFF"/>
-            <w:tcMar>
-              <w:top w:w="80" w:type="dxa"/>
-              <w:left w:w="120" w:type="dxa"/>
-              <w:bottom w:w="80" w:type="dxa"/>
-              <w:right w:w="120" w:type="dxa"/>
-            </w:tcMar>
-          </w:tcPr>
-          <w:p>
-            <w:pPr>
-              <w:rPr>
-                <w:rFonts w:hint="eastAsia" w:ascii="仿宋_GB2312" w:hAnsi="仿宋_GB2312" w:eastAsia="仿宋_GB2312" w:cs="仿宋_GB2312"/>
-              </w:rPr>
-            </w:pPr>
-            <w:r>
-              <w:rPr>
-                <w:rFonts w:hint="eastAsia" w:ascii="仿宋_GB2312" w:hAnsi="仿宋_GB2312" w:eastAsia="仿宋_GB2312" w:cs="仿宋_GB2312"/>
-                <w:b/>
-                <w:bCs/>
-                <w:color w:val="1F4E79"/>
-                <w:sz w:val="20"/>
-                <w:szCs w:val="20"/>
-              </w:rPr>
-              <w:t>报告撰写</w:t>
-            </w:r>
-          </w:p>
-        </w:tc>
-        <w:tc>
-          <w:tcPr>
-            <w:tcW w:w="2400" w:type="dxa"/>
-            <w:tcBorders>
-              <w:top w:val="single" w:color="BBBBBB" w:sz="0" w:space="0"/>
-              <w:left w:val="single" w:color="BBBBBB" w:sz="0" w:space="0"/>
-              <w:bottom w:val="single" w:color="BBBBBB" w:sz="0" w:space="0"/>
-              <w:right w:val="single" w:color="BBBBBB" w:sz="0" w:space="0"/>
-            </w:tcBorders>
-            <w:shd w:val="clear" w:color="auto" w:fill="FFFFFF"/>
-            <w:tcMar>
-              <w:top w:w="80" w:type="dxa"/>
-              <w:left w:w="120" w:type="dxa"/>
-              <w:bottom w:w="80" w:type="dxa"/>
-              <w:right w:w="120" w:type="dxa"/>
-            </w:tcMar>
-          </w:tcPr>
-          <w:p>
-            <w:pPr>
-              <w:rPr>
-                <w:rFonts w:hint="eastAsia" w:ascii="仿宋_GB2312" w:hAnsi="仿宋_GB2312" w:eastAsia="仿宋_GB2312" w:cs="仿宋_GB2312"/>
-              </w:rPr>
-            </w:pPr>
-            <w:r>
-              <w:rPr>
-                <w:rFonts w:hint="eastAsia" w:ascii="仿宋_GB2312" w:hAnsi="仿宋_GB2312" w:eastAsia="仿宋_GB2312" w:cs="仿宋_GB2312"/>
-                <w:sz w:val="20"/>
-                <w:szCs w:val="20"/>
-              </w:rPr>
-              <w:t>第 12~13 天</w:t>
-            </w:r>
-          </w:p>
-        </w:tc>
-        <w:tc>
-          <w:tcPr>
-            <w:tcW w:w="5760" w:type="dxa"/>
-            <w:tcBorders>
-              <w:top w:val="single" w:color="BBBBBB" w:sz="0" w:space="0"/>
-              <w:left w:val="single" w:color="BBBBBB" w:sz="0" w:space="0"/>
-              <w:bottom w:val="single" w:color="BBBBBB" w:sz="0" w:space="0"/>
-              <w:right w:val="single" w:color="BBBBBB" w:sz="0" w:space="0"/>
-            </w:tcBorders>
-            <w:shd w:val="clear" w:color="auto" w:fill="FFFFFF"/>
-            <w:tcMar>
-              <w:top w:w="80" w:type="dxa"/>
-              <w:left w:w="120" w:type="dxa"/>
-              <w:bottom w:w="80" w:type="dxa"/>
-              <w:right w:w="120" w:type="dxa"/>
-            </w:tcMar>
-          </w:tcPr>
-          <w:p>
-            <w:pPr>
-              <w:rPr>
-                <w:rFonts w:hint="eastAsia" w:ascii="仿宋_GB2312" w:hAnsi="仿宋_GB2312" w:eastAsia="仿宋_GB2312" w:cs="仿宋_GB2312"/>
-              </w:rPr>
-            </w:pPr>
-            <w:r>
-              <w:rPr>
-                <w:rFonts w:hint="eastAsia" w:ascii="仿宋_GB2312" w:hAnsi="仿宋_GB2312" w:eastAsia="仿宋_GB2312" w:cs="仿宋_GB2312"/>
-                <w:sz w:val="20"/>
-                <w:szCs w:val="20"/>
-              </w:rPr>
-              <w:t>完善实验报告、整理 AI 对话记录、补充架构图和测试数据</w:t>
-            </w:r>
-          </w:p>
-        </w:tc>
-      </w:tr>
-      <w:tr>
-        <w:tblPrEx>
-          <w:tblBorders>
-            <w:top w:val="single" w:color="auto" w:sz="4" w:space="0"/>
-            <w:left w:val="single" w:color="auto" w:sz="4" w:space="0"/>
-            <w:bottom w:val="single" w:color="auto" w:sz="4" w:space="0"/>
-            <w:right w:val="single" w:color="auto" w:sz="4" w:space="0"/>
-            <w:insideH w:val="single" w:color="auto" w:sz="4" w:space="0"/>
-            <w:insideV w:val="single" w:color="auto" w:sz="4" w:space="0"/>
-          </w:tblBorders>
-          <w:tblCellMar>
-            <w:top w:w="0" w:type="dxa"/>
-            <w:left w:w="10" w:type="dxa"/>
-            <w:bottom w:w="0" w:type="dxa"/>
-            <w:right w:w="10" w:type="dxa"/>
-          </w:tblCellMar>
-        </w:tblPrEx>
-        <w:tc>
-          <w:tcPr>
-            <w:tcW w:w="1200" w:type="dxa"/>
-            <w:tcBorders>
-              <w:top w:val="single" w:color="BBBBBB" w:sz="0" w:space="0"/>
-              <w:left w:val="single" w:color="BBBBBB" w:sz="0" w:space="0"/>
-              <w:bottom w:val="single" w:color="BBBBBB" w:sz="0" w:space="0"/>
-              <w:right w:val="single" w:color="BBBBBB" w:sz="0" w:space="0"/>
-            </w:tcBorders>
-            <w:shd w:val="clear" w:color="auto" w:fill="D6E4F0"/>
-            <w:tcMar>
-              <w:top w:w="80" w:type="dxa"/>
-              <w:left w:w="120" w:type="dxa"/>
-              <w:bottom w:w="80" w:type="dxa"/>
-              <w:right w:w="120" w:type="dxa"/>
-            </w:tcMar>
-          </w:tcPr>
-          <w:p>
-            <w:pPr>
-              <w:rPr>
-                <w:rFonts w:hint="eastAsia" w:ascii="仿宋_GB2312" w:hAnsi="仿宋_GB2312" w:eastAsia="仿宋_GB2312" w:cs="仿宋_GB2312"/>
-              </w:rPr>
-            </w:pPr>
-            <w:r>
-              <w:rPr>
-                <w:rFonts w:hint="eastAsia" w:ascii="仿宋_GB2312" w:hAnsi="仿宋_GB2312" w:eastAsia="仿宋_GB2312" w:cs="仿宋_GB2312"/>
-                <w:b/>
-                <w:bCs/>
-                <w:color w:val="1F4E79"/>
-                <w:sz w:val="20"/>
-                <w:szCs w:val="20"/>
-              </w:rPr>
-              <w:t>答辩演示</w:t>
-            </w:r>
-          </w:p>
-        </w:tc>
-        <w:tc>
-          <w:tcPr>
-            <w:tcW w:w="2400" w:type="dxa"/>
-            <w:tcBorders>
-              <w:top w:val="single" w:color="BBBBBB" w:sz="0" w:space="0"/>
-              <w:left w:val="single" w:color="BBBBBB" w:sz="0" w:space="0"/>
-              <w:bottom w:val="single" w:color="BBBBBB" w:sz="0" w:space="0"/>
-              <w:right w:val="single" w:color="BBBBBB" w:sz="0" w:space="0"/>
-            </w:tcBorders>
-            <w:shd w:val="clear" w:color="auto" w:fill="D6E4F0"/>
-            <w:tcMar>
-              <w:top w:w="80" w:type="dxa"/>
-              <w:left w:w="120" w:type="dxa"/>
-              <w:bottom w:w="80" w:type="dxa"/>
-              <w:right w:w="120" w:type="dxa"/>
-            </w:tcMar>
-          </w:tcPr>
-          <w:p>
-            <w:pPr>
-              <w:rPr>
-                <w:rFonts w:hint="eastAsia" w:ascii="仿宋_GB2312" w:hAnsi="仿宋_GB2312" w:eastAsia="仿宋_GB2312" w:cs="仿宋_GB2312"/>
-              </w:rPr>
-            </w:pPr>
-            <w:r>
-              <w:rPr>
-                <w:rFonts w:hint="eastAsia" w:ascii="仿宋_GB2312" w:hAnsi="仿宋_GB2312" w:eastAsia="仿宋_GB2312" w:cs="仿宋_GB2312"/>
-                <w:sz w:val="20"/>
-                <w:szCs w:val="20"/>
-              </w:rPr>
-              <w:t>第 14 天</w:t>
-            </w:r>
-          </w:p>
-        </w:tc>
-        <w:tc>
-          <w:tcPr>
-            <w:tcW w:w="5760" w:type="dxa"/>
-            <w:tcBorders>
-              <w:top w:val="single" w:color="BBBBBB" w:sz="0" w:space="0"/>
-              <w:left w:val="single" w:color="BBBBBB" w:sz="0" w:space="0"/>
-              <w:bottom w:val="single" w:color="BBBBBB" w:sz="0" w:space="0"/>
-              <w:right w:val="single" w:color="BBBBBB" w:sz="0" w:space="0"/>
-            </w:tcBorders>
-            <w:shd w:val="clear" w:color="auto" w:fill="D6E4F0"/>
-            <w:tcMar>
-              <w:top w:w="80" w:type="dxa"/>
-              <w:left w:w="120" w:type="dxa"/>
-              <w:bottom w:w="80" w:type="dxa"/>
-              <w:right w:w="120" w:type="dxa"/>
-            </w:tcMar>
-          </w:tcPr>
-          <w:p>
-            <w:pPr>
-              <w:rPr>
-                <w:rFonts w:hint="eastAsia" w:ascii="仿宋_GB2312" w:hAnsi="仿宋_GB2312" w:eastAsia="仿宋_GB2312" w:cs="仿宋_GB2312"/>
-              </w:rPr>
-            </w:pPr>
-            <w:r>
-              <w:rPr>
-                <w:rFonts w:hint="eastAsia" w:ascii="仿宋_GB2312" w:hAnsi="仿宋_GB2312" w:eastAsia="仿宋_GB2312" w:cs="仿宋_GB2312"/>
-                <w:sz w:val="20"/>
-                <w:szCs w:val="20"/>
-              </w:rPr>
-              <w:t>代码 Freeze、准备 Demo 演示脚本、现场答辩</w:t>
-            </w:r>
-          </w:p>
-        </w:tc>
-      </w:tr>
-    </w:tbl>
     <w:p>
       <w:pPr>
         <w:pBdr>
@@ -2949,6 +2162,8 @@
           <w:rFonts w:hint="eastAsia" w:ascii="仿宋_GB2312" w:hAnsi="仿宋_GB2312" w:eastAsia="仿宋_GB2312" w:cs="仿宋_GB2312"/>
         </w:rPr>
       </w:pPr>
+      <w:bookmarkStart w:id="0" w:name="_GoBack"/>
+      <w:bookmarkEnd w:id="0"/>
     </w:p>
     <w:sectPr>
       <w:pgSz w:w="12240" w:h="15840"/>
